--- a/Templates for Assignment Files.docx
+++ b/Templates for Assignment Files.docx
@@ -1,6 +1,6 @@
 
 <file path=word/document.xml><?xml version="1.0" encoding="utf-8"?>
-<w:document xmlns:wpc="http://schemas.microsoft.com/office/word/2010/wordprocessingCanvas" xmlns:cx="http://schemas.microsoft.com/office/drawing/2014/chartex" xmlns:cx1="http://schemas.microsoft.com/office/drawing/2015/9/8/chartex" xmlns:cx2="http://schemas.microsoft.com/office/drawing/2015/10/21/chartex" xmlns:cx3="http://schemas.microsoft.com/office/drawing/2016/5/9/chartex" xmlns:cx4="http://schemas.microsoft.com/office/drawing/2016/5/10/chartex" xmlns:cx5="http://schemas.microsoft.com/office/drawing/2016/5/11/chartex" xmlns:cx6="http://schemas.microsoft.com/office/drawing/2016/5/12/chartex" xmlns:cx7="http://schemas.microsoft.com/office/drawing/2016/5/13/chartex" xmlns:cx8="http://schemas.microsoft.com/office/drawing/2016/5/14/chartex" xmlns:mc="http://schemas.openxmlformats.org/markup-compatibility/2006" xmlns:aink="http://schemas.microsoft.com/office/drawing/2016/ink" xmlns:am3d="http://schemas.microsoft.com/office/drawing/2017/model3d" xmlns:o="urn:schemas-microsoft-com:office:office" xmlns:oel="http://schemas.microsoft.com/office/2019/extlst" xmlns:r="http://schemas.openxmlformats.org/officeDocument/2006/relationships" xmlns:m="http://schemas.openxmlformats.org/officeDocument/2006/math" xmlns:v="urn:schemas-microsoft-com:vml" xmlns:wp14="http://schemas.microsoft.com/office/word/2010/wordprocessingDrawing" xmlns:wp="http://schemas.openxmlformats.org/drawingml/2006/wordprocessingDrawing" xmlns:w10="urn:schemas-microsoft-com:office:word" xmlns:w="http://schemas.openxmlformats.org/wordprocessingml/2006/main" xmlns:w14="http://schemas.microsoft.com/office/word/2010/wordml" xmlns:w15="http://schemas.microsoft.com/office/word/2012/wordml" xmlns:w16cex="http://schemas.microsoft.com/office/word/2018/wordml/cex" xmlns:w16cid="http://schemas.microsoft.com/office/word/2016/wordml/cid" xmlns:w16="http://schemas.microsoft.com/office/word/2018/wordml" xmlns:w16du="http://schemas.microsoft.com/office/word/2023/wordml/word16du" xmlns:w16sdtdh="http://schemas.microsoft.com/office/word/2020/wordml/sdtdatahash" xmlns:w16sdtfl="http://schemas.microsoft.com/office/word/2024/wordml/sdtformatlock" xmlns:w16se="http://schemas.microsoft.com/office/word/2015/wordml/symex" xmlns:wpg="http://schemas.microsoft.com/office/word/2010/wordprocessingGroup" xmlns:wpi="http://schemas.microsoft.com/office/word/2010/wordprocessingInk" xmlns:wne="http://schemas.microsoft.com/office/word/2006/wordml" xmlns:wps="http://schemas.microsoft.com/office/word/2010/wordprocessingShape" mc:Ignorable="w14 w15 w16se w16cid w16 w16cex w16sdtdh w16sdtfl w16du wp14">
+<w:document xmlns:wpc="http://schemas.microsoft.com/office/word/2010/wordprocessingCanvas" xmlns:cx="http://schemas.microsoft.com/office/drawing/2014/chartex" xmlns:cx1="http://schemas.microsoft.com/office/drawing/2015/9/8/chartex" xmlns:cx2="http://schemas.microsoft.com/office/drawing/2015/10/21/chartex" xmlns:cx3="http://schemas.microsoft.com/office/drawing/2016/5/9/chartex" xmlns:cx4="http://schemas.microsoft.com/office/drawing/2016/5/10/chartex" xmlns:cx5="http://schemas.microsoft.com/office/drawing/2016/5/11/chartex" xmlns:cx6="http://schemas.microsoft.com/office/drawing/2016/5/12/chartex" xmlns:cx7="http://schemas.microsoft.com/office/drawing/2016/5/13/chartex" xmlns:cx8="http://schemas.microsoft.com/office/drawing/2016/5/14/chartex" xmlns:mc="http://schemas.openxmlformats.org/markup-compatibility/2006" xmlns:aink="http://schemas.microsoft.com/office/drawing/2016/ink" xmlns:am3d="http://schemas.microsoft.com/office/drawing/2017/model3d" xmlns:o="urn:schemas-microsoft-com:office:office" xmlns:oel="http://schemas.microsoft.com/office/2019/extlst" xmlns:r="http://schemas.openxmlformats.org/officeDocument/2006/relationships" xmlns:m="http://schemas.openxmlformats.org/officeDocument/2006/math" xmlns:v="urn:schemas-microsoft-com:vml" xmlns:wp14="http://schemas.microsoft.com/office/word/2010/wordprocessingDrawing" xmlns:wp="http://schemas.openxmlformats.org/drawingml/2006/wordprocessingDrawing" xmlns:w10="urn:schemas-microsoft-com:office:word" xmlns:w="http://schemas.openxmlformats.org/wordprocessingml/2006/main" xmlns:w14="http://schemas.microsoft.com/office/word/2010/wordml" xmlns:w15="http://schemas.microsoft.com/office/word/2012/wordml" xmlns:w16cei="http://schemas.microsoft.com/office/word/2026/wordml/cei" xmlns:w16cex="http://schemas.microsoft.com/office/word/2018/wordml/cex" xmlns:w16cid="http://schemas.microsoft.com/office/word/2016/wordml/cid" xmlns:w16="http://schemas.microsoft.com/office/word/2018/wordml" xmlns:w16du="http://schemas.microsoft.com/office/word/2023/wordml/word16du" xmlns:w16sdtdh="http://schemas.microsoft.com/office/word/2020/wordml/sdtdatahash" xmlns:w16sdtfl="http://schemas.microsoft.com/office/word/2024/wordml/sdtformatlock" xmlns:w16se="http://schemas.microsoft.com/office/word/2015/wordml/symex" xmlns:wpg="http://schemas.microsoft.com/office/word/2010/wordprocessingGroup" xmlns:wpi="http://schemas.microsoft.com/office/word/2010/wordprocessingInk" xmlns:wne="http://schemas.microsoft.com/office/word/2006/wordml" xmlns:wps="http://schemas.microsoft.com/office/word/2010/wordprocessingShape" mc:Ignorable="w14 w15 w16se w16cid w16 w16cex w16sdtdh w16sdtfl w16du wp14">
   <w:body>
     <w:p>
       <w:pPr>
@@ -313,36 +313,37 @@
           <w:lang w:val="en-US"/>
         </w:rPr>
       </w:pPr>
+    </w:p>
+    <w:p>
       <w:r>
         <w:rPr>
           <w:rFonts w:ascii="Times New Roman" w:hAnsi="Times New Roman" w:cs="Times New Roman"/>
-          <w:b/>
           <w:noProof/>
-          <w:color w:val="008000"/>
-          <w:sz w:val="28"/>
+          <w:sz w:val="24"/>
+          <w:szCs w:val="24"/>
           <w:lang w:val="en-US"/>
         </w:rPr>
         <w:drawing>
-          <wp:anchor distT="0" distB="0" distL="114300" distR="114300" simplePos="0" relativeHeight="251659264" behindDoc="1" locked="0" layoutInCell="1" allowOverlap="1" wp14:anchorId="240ED832" wp14:editId="02012372">
+          <wp:anchor distT="0" distB="0" distL="114300" distR="114300" simplePos="0" relativeHeight="251660288" behindDoc="1" locked="0" layoutInCell="1" allowOverlap="1" wp14:anchorId="7D268705" wp14:editId="7B42A2E6">
             <wp:simplePos x="0" y="0"/>
-            <wp:positionH relativeFrom="margin">
-              <wp:align>left</wp:align>
+            <wp:positionH relativeFrom="column">
+              <wp:posOffset>0</wp:posOffset>
             </wp:positionH>
             <wp:positionV relativeFrom="paragraph">
-              <wp:posOffset>3412490</wp:posOffset>
+              <wp:posOffset>-5080</wp:posOffset>
             </wp:positionV>
-            <wp:extent cx="5731510" cy="2794635"/>
-            <wp:effectExtent l="0" t="0" r="2540" b="5715"/>
+            <wp:extent cx="5731510" cy="2770414"/>
+            <wp:effectExtent l="0" t="0" r="2540" b="0"/>
             <wp:wrapTight wrapText="bothSides">
               <wp:wrapPolygon edited="0">
                 <wp:start x="0" y="0"/>
-                <wp:lineTo x="0" y="21497"/>
-                <wp:lineTo x="21538" y="21497"/>
+                <wp:lineTo x="0" y="21392"/>
+                <wp:lineTo x="21538" y="21392"/>
                 <wp:lineTo x="21538" y="0"/>
                 <wp:lineTo x="0" y="0"/>
               </wp:wrapPolygon>
             </wp:wrapTight>
-            <wp:docPr id="1342912998" name="Picture 8"/>
+            <wp:docPr id="148322527" name="Picture 3"/>
             <wp:cNvGraphicFramePr>
               <a:graphicFrameLocks xmlns:a="http://schemas.openxmlformats.org/drawingml/2006/main" noChangeAspect="1"/>
             </wp:cNvGraphicFramePr>
@@ -350,10 +351,10 @@
               <a:graphicData uri="http://schemas.openxmlformats.org/drawingml/2006/picture">
                 <pic:pic xmlns:pic="http://schemas.openxmlformats.org/drawingml/2006/picture">
                   <pic:nvPicPr>
-                    <pic:cNvPr id="1342912998" name="Picture 1342912998"/>
+                    <pic:cNvPr id="148322527" name="Picture 148322527"/>
                     <pic:cNvPicPr/>
                   </pic:nvPicPr>
-                  <pic:blipFill>
+                  <pic:blipFill rotWithShape="1">
                     <a:blip r:embed="rId9" cstate="print">
                       <a:extLst>
                         <a:ext uri="{28A0092B-C50C-407E-A947-70E740481C1C}">
@@ -361,18 +362,27 @@
                         </a:ext>
                       </a:extLst>
                     </a:blip>
+                    <a:srcRect b="5648"/>
                     <a:stretch>
                       <a:fillRect/>
                     </a:stretch>
                   </pic:blipFill>
-                  <pic:spPr>
+                  <pic:spPr bwMode="auto">
                     <a:xfrm>
                       <a:off x="0" y="0"/>
-                      <a:ext cx="5731510" cy="2794635"/>
+                      <a:ext cx="5731510" cy="2770414"/>
                     </a:xfrm>
                     <a:prstGeom prst="rect">
                       <a:avLst/>
                     </a:prstGeom>
+                    <a:ln>
+                      <a:noFill/>
+                    </a:ln>
+                    <a:extLst>
+                      <a:ext uri="{53640926-AAD7-44D8-BBD7-CCE9431645EC}">
+                        <a14:shadowObscured xmlns:a14="http://schemas.microsoft.com/office/drawing/2010/main"/>
+                      </a:ext>
+                    </a:extLst>
                   </pic:spPr>
                 </pic:pic>
               </a:graphicData>
@@ -383,33 +393,32 @@
       <w:r>
         <w:rPr>
           <w:rFonts w:ascii="Times New Roman" w:hAnsi="Times New Roman" w:cs="Times New Roman"/>
-          <w:b/>
           <w:noProof/>
-          <w:color w:val="008000"/>
-          <w:sz w:val="28"/>
+          <w:sz w:val="24"/>
+          <w:szCs w:val="24"/>
           <w:lang w:val="en-US"/>
         </w:rPr>
         <w:drawing>
-          <wp:anchor distT="0" distB="0" distL="114300" distR="114300" simplePos="0" relativeHeight="251658240" behindDoc="1" locked="0" layoutInCell="1" allowOverlap="1" wp14:anchorId="7DD71D14" wp14:editId="4782DA65">
+          <wp:anchor distT="0" distB="0" distL="114300" distR="114300" simplePos="0" relativeHeight="251659264" behindDoc="1" locked="0" layoutInCell="1" allowOverlap="1" wp14:anchorId="653875F7" wp14:editId="072E7598">
             <wp:simplePos x="0" y="0"/>
-            <wp:positionH relativeFrom="column">
-              <wp:posOffset>12700</wp:posOffset>
+            <wp:positionH relativeFrom="margin">
+              <wp:align>right</wp:align>
             </wp:positionH>
             <wp:positionV relativeFrom="paragraph">
-              <wp:posOffset>216535</wp:posOffset>
+              <wp:posOffset>3262086</wp:posOffset>
             </wp:positionV>
-            <wp:extent cx="5731510" cy="2787015"/>
-            <wp:effectExtent l="0" t="0" r="2540" b="0"/>
+            <wp:extent cx="5731510" cy="2756535"/>
+            <wp:effectExtent l="0" t="0" r="2540" b="5715"/>
             <wp:wrapTight wrapText="bothSides">
               <wp:wrapPolygon edited="0">
                 <wp:start x="0" y="0"/>
-                <wp:lineTo x="0" y="21408"/>
-                <wp:lineTo x="21538" y="21408"/>
+                <wp:lineTo x="0" y="21496"/>
+                <wp:lineTo x="21538" y="21496"/>
                 <wp:lineTo x="21538" y="0"/>
                 <wp:lineTo x="0" y="0"/>
               </wp:wrapPolygon>
             </wp:wrapTight>
-            <wp:docPr id="1159759880" name="Picture 9"/>
+            <wp:docPr id="1570489242" name="Picture 2"/>
             <wp:cNvGraphicFramePr>
               <a:graphicFrameLocks xmlns:a="http://schemas.openxmlformats.org/drawingml/2006/main" noChangeAspect="1"/>
             </wp:cNvGraphicFramePr>
@@ -417,7 +426,7 @@
               <a:graphicData uri="http://schemas.openxmlformats.org/drawingml/2006/picture">
                 <pic:pic xmlns:pic="http://schemas.openxmlformats.org/drawingml/2006/picture">
                   <pic:nvPicPr>
-                    <pic:cNvPr id="1159759880" name="Picture 1159759880"/>
+                    <pic:cNvPr id="1570489242" name="Picture 1570489242"/>
                     <pic:cNvPicPr/>
                   </pic:nvPicPr>
                   <pic:blipFill>
@@ -435,7 +444,7 @@
                   <pic:spPr>
                     <a:xfrm>
                       <a:off x="0" y="0"/>
-                      <a:ext cx="5731510" cy="2787015"/>
+                      <a:ext cx="5731510" cy="2756535"/>
                     </a:xfrm>
                     <a:prstGeom prst="rect">
                       <a:avLst/>
@@ -447,6 +456,18 @@
           </wp:anchor>
         </w:drawing>
       </w:r>
+    </w:p>
+    <w:p>
+      <w:pPr>
+        <w:spacing w:after="0"/>
+        <w:jc w:val="both"/>
+        <w:rPr>
+          <w:rFonts w:ascii="Times New Roman" w:hAnsi="Times New Roman" w:cs="Times New Roman"/>
+          <w:sz w:val="24"/>
+          <w:szCs w:val="24"/>
+          <w:lang w:val="en-US"/>
+        </w:rPr>
+      </w:pPr>
     </w:p>
     <w:sectPr>
       <w:headerReference w:type="default" r:id="rId11"/>
@@ -461,7 +482,7 @@
 </file>
 
 <file path=word/endnotes.xml><?xml version="1.0" encoding="utf-8"?>
-<w:endnotes xmlns:wpc="http://schemas.microsoft.com/office/word/2010/wordprocessingCanvas" xmlns:cx="http://schemas.microsoft.com/office/drawing/2014/chartex" xmlns:cx1="http://schemas.microsoft.com/office/drawing/2015/9/8/chartex" xmlns:cx2="http://schemas.microsoft.com/office/drawing/2015/10/21/chartex" xmlns:cx3="http://schemas.microsoft.com/office/drawing/2016/5/9/chartex" xmlns:cx4="http://schemas.microsoft.com/office/drawing/2016/5/10/chartex" xmlns:cx5="http://schemas.microsoft.com/office/drawing/2016/5/11/chartex" xmlns:cx6="http://schemas.microsoft.com/office/drawing/2016/5/12/chartex" xmlns:cx7="http://schemas.microsoft.com/office/drawing/2016/5/13/chartex" xmlns:cx8="http://schemas.microsoft.com/office/drawing/2016/5/14/chartex" xmlns:mc="http://schemas.openxmlformats.org/markup-compatibility/2006" xmlns:aink="http://schemas.microsoft.com/office/drawing/2016/ink" xmlns:am3d="http://schemas.microsoft.com/office/drawing/2017/model3d" xmlns:o="urn:schemas-microsoft-com:office:office" xmlns:oel="http://schemas.microsoft.com/office/2019/extlst" xmlns:r="http://schemas.openxmlformats.org/officeDocument/2006/relationships" xmlns:m="http://schemas.openxmlformats.org/officeDocument/2006/math" xmlns:v="urn:schemas-microsoft-com:vml" xmlns:wp14="http://schemas.microsoft.com/office/word/2010/wordprocessingDrawing" xmlns:wp="http://schemas.openxmlformats.org/drawingml/2006/wordprocessingDrawing" xmlns:w10="urn:schemas-microsoft-com:office:word" xmlns:w="http://schemas.openxmlformats.org/wordprocessingml/2006/main" xmlns:w14="http://schemas.microsoft.com/office/word/2010/wordml" xmlns:w15="http://schemas.microsoft.com/office/word/2012/wordml" xmlns:w16cex="http://schemas.microsoft.com/office/word/2018/wordml/cex" xmlns:w16cid="http://schemas.microsoft.com/office/word/2016/wordml/cid" xmlns:w16="http://schemas.microsoft.com/office/word/2018/wordml" xmlns:w16du="http://schemas.microsoft.com/office/word/2023/wordml/word16du" xmlns:w16sdtdh="http://schemas.microsoft.com/office/word/2020/wordml/sdtdatahash" xmlns:w16sdtfl="http://schemas.microsoft.com/office/word/2024/wordml/sdtformatlock" xmlns:w16se="http://schemas.microsoft.com/office/word/2015/wordml/symex" xmlns:wpg="http://schemas.microsoft.com/office/word/2010/wordprocessingGroup" xmlns:wpi="http://schemas.microsoft.com/office/word/2010/wordprocessingInk" xmlns:wne="http://schemas.microsoft.com/office/word/2006/wordml" xmlns:wps="http://schemas.microsoft.com/office/word/2010/wordprocessingShape" mc:Ignorable="w14 w15 w16se w16cid w16 w16cex w16sdtdh w16sdtfl w16du wp14">
+<w:endnotes xmlns:wpc="http://schemas.microsoft.com/office/word/2010/wordprocessingCanvas" xmlns:cx="http://schemas.microsoft.com/office/drawing/2014/chartex" xmlns:cx1="http://schemas.microsoft.com/office/drawing/2015/9/8/chartex" xmlns:cx2="http://schemas.microsoft.com/office/drawing/2015/10/21/chartex" xmlns:cx3="http://schemas.microsoft.com/office/drawing/2016/5/9/chartex" xmlns:cx4="http://schemas.microsoft.com/office/drawing/2016/5/10/chartex" xmlns:cx5="http://schemas.microsoft.com/office/drawing/2016/5/11/chartex" xmlns:cx6="http://schemas.microsoft.com/office/drawing/2016/5/12/chartex" xmlns:cx7="http://schemas.microsoft.com/office/drawing/2016/5/13/chartex" xmlns:cx8="http://schemas.microsoft.com/office/drawing/2016/5/14/chartex" xmlns:mc="http://schemas.openxmlformats.org/markup-compatibility/2006" xmlns:aink="http://schemas.microsoft.com/office/drawing/2016/ink" xmlns:am3d="http://schemas.microsoft.com/office/drawing/2017/model3d" xmlns:o="urn:schemas-microsoft-com:office:office" xmlns:oel="http://schemas.microsoft.com/office/2019/extlst" xmlns:r="http://schemas.openxmlformats.org/officeDocument/2006/relationships" xmlns:m="http://schemas.openxmlformats.org/officeDocument/2006/math" xmlns:v="urn:schemas-microsoft-com:vml" xmlns:wp14="http://schemas.microsoft.com/office/word/2010/wordprocessingDrawing" xmlns:wp="http://schemas.openxmlformats.org/drawingml/2006/wordprocessingDrawing" xmlns:w10="urn:schemas-microsoft-com:office:word" xmlns:w="http://schemas.openxmlformats.org/wordprocessingml/2006/main" xmlns:w14="http://schemas.microsoft.com/office/word/2010/wordml" xmlns:w15="http://schemas.microsoft.com/office/word/2012/wordml" xmlns:w16cei="http://schemas.microsoft.com/office/word/2026/wordml/cei" xmlns:w16cex="http://schemas.microsoft.com/office/word/2018/wordml/cex" xmlns:w16cid="http://schemas.microsoft.com/office/word/2016/wordml/cid" xmlns:w16="http://schemas.microsoft.com/office/word/2018/wordml" xmlns:w16du="http://schemas.microsoft.com/office/word/2023/wordml/word16du" xmlns:w16sdtdh="http://schemas.microsoft.com/office/word/2020/wordml/sdtdatahash" xmlns:w16sdtfl="http://schemas.microsoft.com/office/word/2024/wordml/sdtformatlock" xmlns:w16se="http://schemas.microsoft.com/office/word/2015/wordml/symex" xmlns:wpg="http://schemas.microsoft.com/office/word/2010/wordprocessingGroup" xmlns:wpi="http://schemas.microsoft.com/office/word/2010/wordprocessingInk" xmlns:wne="http://schemas.microsoft.com/office/word/2006/wordml" xmlns:wps="http://schemas.microsoft.com/office/word/2010/wordprocessingShape" mc:Ignorable="w14 w15 w16se w16cid w16 w16cex w16sdtdh w16sdtfl w16du wp14">
   <w:endnote w:type="separator" w:id="-1">
     <w:p>
       <w:pPr>
@@ -486,7 +507,7 @@
 </file>
 
 <file path=word/footer1.xml><?xml version="1.0" encoding="utf-8"?>
-<w:ftr xmlns:wpc="http://schemas.microsoft.com/office/word/2010/wordprocessingCanvas" xmlns:cx="http://schemas.microsoft.com/office/drawing/2014/chartex" xmlns:cx1="http://schemas.microsoft.com/office/drawing/2015/9/8/chartex" xmlns:cx2="http://schemas.microsoft.com/office/drawing/2015/10/21/chartex" xmlns:cx3="http://schemas.microsoft.com/office/drawing/2016/5/9/chartex" xmlns:cx4="http://schemas.microsoft.com/office/drawing/2016/5/10/chartex" xmlns:cx5="http://schemas.microsoft.com/office/drawing/2016/5/11/chartex" xmlns:cx6="http://schemas.microsoft.com/office/drawing/2016/5/12/chartex" xmlns:cx7="http://schemas.microsoft.com/office/drawing/2016/5/13/chartex" xmlns:cx8="http://schemas.microsoft.com/office/drawing/2016/5/14/chartex" xmlns:mc="http://schemas.openxmlformats.org/markup-compatibility/2006" xmlns:aink="http://schemas.microsoft.com/office/drawing/2016/ink" xmlns:am3d="http://schemas.microsoft.com/office/drawing/2017/model3d" xmlns:o="urn:schemas-microsoft-com:office:office" xmlns:oel="http://schemas.microsoft.com/office/2019/extlst" xmlns:r="http://schemas.openxmlformats.org/officeDocument/2006/relationships" xmlns:m="http://schemas.openxmlformats.org/officeDocument/2006/math" xmlns:v="urn:schemas-microsoft-com:vml" xmlns:wp14="http://schemas.microsoft.com/office/word/2010/wordprocessingDrawing" xmlns:wp="http://schemas.openxmlformats.org/drawingml/2006/wordprocessingDrawing" xmlns:w10="urn:schemas-microsoft-com:office:word" xmlns:w="http://schemas.openxmlformats.org/wordprocessingml/2006/main" xmlns:w14="http://schemas.microsoft.com/office/word/2010/wordml" xmlns:w15="http://schemas.microsoft.com/office/word/2012/wordml" xmlns:w16cex="http://schemas.microsoft.com/office/word/2018/wordml/cex" xmlns:w16cid="http://schemas.microsoft.com/office/word/2016/wordml/cid" xmlns:w16="http://schemas.microsoft.com/office/word/2018/wordml" xmlns:w16du="http://schemas.microsoft.com/office/word/2023/wordml/word16du" xmlns:w16sdtdh="http://schemas.microsoft.com/office/word/2020/wordml/sdtdatahash" xmlns:w16sdtfl="http://schemas.microsoft.com/office/word/2024/wordml/sdtformatlock" xmlns:w16se="http://schemas.microsoft.com/office/word/2015/wordml/symex" xmlns:wpg="http://schemas.microsoft.com/office/word/2010/wordprocessingGroup" xmlns:wpi="http://schemas.microsoft.com/office/word/2010/wordprocessingInk" xmlns:wne="http://schemas.microsoft.com/office/word/2006/wordml" xmlns:wps="http://schemas.microsoft.com/office/word/2010/wordprocessingShape" mc:Ignorable="w14 w15 w16se w16cid w16 w16cex w16sdtdh w16sdtfl w16du wp14">
+<w:ftr xmlns:wpc="http://schemas.microsoft.com/office/word/2010/wordprocessingCanvas" xmlns:cx="http://schemas.microsoft.com/office/drawing/2014/chartex" xmlns:cx1="http://schemas.microsoft.com/office/drawing/2015/9/8/chartex" xmlns:cx2="http://schemas.microsoft.com/office/drawing/2015/10/21/chartex" xmlns:cx3="http://schemas.microsoft.com/office/drawing/2016/5/9/chartex" xmlns:cx4="http://schemas.microsoft.com/office/drawing/2016/5/10/chartex" xmlns:cx5="http://schemas.microsoft.com/office/drawing/2016/5/11/chartex" xmlns:cx6="http://schemas.microsoft.com/office/drawing/2016/5/12/chartex" xmlns:cx7="http://schemas.microsoft.com/office/drawing/2016/5/13/chartex" xmlns:cx8="http://schemas.microsoft.com/office/drawing/2016/5/14/chartex" xmlns:mc="http://schemas.openxmlformats.org/markup-compatibility/2006" xmlns:aink="http://schemas.microsoft.com/office/drawing/2016/ink" xmlns:am3d="http://schemas.microsoft.com/office/drawing/2017/model3d" xmlns:o="urn:schemas-microsoft-com:office:office" xmlns:oel="http://schemas.microsoft.com/office/2019/extlst" xmlns:r="http://schemas.openxmlformats.org/officeDocument/2006/relationships" xmlns:m="http://schemas.openxmlformats.org/officeDocument/2006/math" xmlns:v="urn:schemas-microsoft-com:vml" xmlns:wp14="http://schemas.microsoft.com/office/word/2010/wordprocessingDrawing" xmlns:wp="http://schemas.openxmlformats.org/drawingml/2006/wordprocessingDrawing" xmlns:w10="urn:schemas-microsoft-com:office:word" xmlns:w="http://schemas.openxmlformats.org/wordprocessingml/2006/main" xmlns:w14="http://schemas.microsoft.com/office/word/2010/wordml" xmlns:w15="http://schemas.microsoft.com/office/word/2012/wordml" xmlns:w16cei="http://schemas.microsoft.com/office/word/2026/wordml/cei" xmlns:w16cex="http://schemas.microsoft.com/office/word/2018/wordml/cex" xmlns:w16cid="http://schemas.microsoft.com/office/word/2016/wordml/cid" xmlns:w16="http://schemas.microsoft.com/office/word/2018/wordml" xmlns:w16du="http://schemas.microsoft.com/office/word/2023/wordml/word16du" xmlns:w16sdtdh="http://schemas.microsoft.com/office/word/2020/wordml/sdtdatahash" xmlns:w16sdtfl="http://schemas.microsoft.com/office/word/2024/wordml/sdtformatlock" xmlns:w16se="http://schemas.microsoft.com/office/word/2015/wordml/symex" xmlns:wpg="http://schemas.microsoft.com/office/word/2010/wordprocessingGroup" xmlns:wpi="http://schemas.microsoft.com/office/word/2010/wordprocessingInk" xmlns:wne="http://schemas.microsoft.com/office/word/2006/wordml" xmlns:wps="http://schemas.microsoft.com/office/word/2010/wordprocessingShape" mc:Ignorable="w14 w15 w16se w16cid w16 w16cex w16sdtdh w16sdtfl w16du wp14">
   <w:p>
     <w:pPr>
       <w:pStyle w:val="Footer"/>
@@ -1250,7 +1271,7 @@
 </file>
 
 <file path=word/footnotes.xml><?xml version="1.0" encoding="utf-8"?>
-<w:footnotes xmlns:wpc="http://schemas.microsoft.com/office/word/2010/wordprocessingCanvas" xmlns:cx="http://schemas.microsoft.com/office/drawing/2014/chartex" xmlns:cx1="http://schemas.microsoft.com/office/drawing/2015/9/8/chartex" xmlns:cx2="http://schemas.microsoft.com/office/drawing/2015/10/21/chartex" xmlns:cx3="http://schemas.microsoft.com/office/drawing/2016/5/9/chartex" xmlns:cx4="http://schemas.microsoft.com/office/drawing/2016/5/10/chartex" xmlns:cx5="http://schemas.microsoft.com/office/drawing/2016/5/11/chartex" xmlns:cx6="http://schemas.microsoft.com/office/drawing/2016/5/12/chartex" xmlns:cx7="http://schemas.microsoft.com/office/drawing/2016/5/13/chartex" xmlns:cx8="http://schemas.microsoft.com/office/drawing/2016/5/14/chartex" xmlns:mc="http://schemas.openxmlformats.org/markup-compatibility/2006" xmlns:aink="http://schemas.microsoft.com/office/drawing/2016/ink" xmlns:am3d="http://schemas.microsoft.com/office/drawing/2017/model3d" xmlns:o="urn:schemas-microsoft-com:office:office" xmlns:oel="http://schemas.microsoft.com/office/2019/extlst" xmlns:r="http://schemas.openxmlformats.org/officeDocument/2006/relationships" xmlns:m="http://schemas.openxmlformats.org/officeDocument/2006/math" xmlns:v="urn:schemas-microsoft-com:vml" xmlns:wp14="http://schemas.microsoft.com/office/word/2010/wordprocessingDrawing" xmlns:wp="http://schemas.openxmlformats.org/drawingml/2006/wordprocessingDrawing" xmlns:w10="urn:schemas-microsoft-com:office:word" xmlns:w="http://schemas.openxmlformats.org/wordprocessingml/2006/main" xmlns:w14="http://schemas.microsoft.com/office/word/2010/wordml" xmlns:w15="http://schemas.microsoft.com/office/word/2012/wordml" xmlns:w16cex="http://schemas.microsoft.com/office/word/2018/wordml/cex" xmlns:w16cid="http://schemas.microsoft.com/office/word/2016/wordml/cid" xmlns:w16="http://schemas.microsoft.com/office/word/2018/wordml" xmlns:w16du="http://schemas.microsoft.com/office/word/2023/wordml/word16du" xmlns:w16sdtdh="http://schemas.microsoft.com/office/word/2020/wordml/sdtdatahash" xmlns:w16sdtfl="http://schemas.microsoft.com/office/word/2024/wordml/sdtformatlock" xmlns:w16se="http://schemas.microsoft.com/office/word/2015/wordml/symex" xmlns:wpg="http://schemas.microsoft.com/office/word/2010/wordprocessingGroup" xmlns:wpi="http://schemas.microsoft.com/office/word/2010/wordprocessingInk" xmlns:wne="http://schemas.microsoft.com/office/word/2006/wordml" xmlns:wps="http://schemas.microsoft.com/office/word/2010/wordprocessingShape" mc:Ignorable="w14 w15 w16se w16cid w16 w16cex w16sdtdh w16sdtfl w16du wp14">
+<w:footnotes xmlns:wpc="http://schemas.microsoft.com/office/word/2010/wordprocessingCanvas" xmlns:cx="http://schemas.microsoft.com/office/drawing/2014/chartex" xmlns:cx1="http://schemas.microsoft.com/office/drawing/2015/9/8/chartex" xmlns:cx2="http://schemas.microsoft.com/office/drawing/2015/10/21/chartex" xmlns:cx3="http://schemas.microsoft.com/office/drawing/2016/5/9/chartex" xmlns:cx4="http://schemas.microsoft.com/office/drawing/2016/5/10/chartex" xmlns:cx5="http://schemas.microsoft.com/office/drawing/2016/5/11/chartex" xmlns:cx6="http://schemas.microsoft.com/office/drawing/2016/5/12/chartex" xmlns:cx7="http://schemas.microsoft.com/office/drawing/2016/5/13/chartex" xmlns:cx8="http://schemas.microsoft.com/office/drawing/2016/5/14/chartex" xmlns:mc="http://schemas.openxmlformats.org/markup-compatibility/2006" xmlns:aink="http://schemas.microsoft.com/office/drawing/2016/ink" xmlns:am3d="http://schemas.microsoft.com/office/drawing/2017/model3d" xmlns:o="urn:schemas-microsoft-com:office:office" xmlns:oel="http://schemas.microsoft.com/office/2019/extlst" xmlns:r="http://schemas.openxmlformats.org/officeDocument/2006/relationships" xmlns:m="http://schemas.openxmlformats.org/officeDocument/2006/math" xmlns:v="urn:schemas-microsoft-com:vml" xmlns:wp14="http://schemas.microsoft.com/office/word/2010/wordprocessingDrawing" xmlns:wp="http://schemas.openxmlformats.org/drawingml/2006/wordprocessingDrawing" xmlns:w10="urn:schemas-microsoft-com:office:word" xmlns:w="http://schemas.openxmlformats.org/wordprocessingml/2006/main" xmlns:w14="http://schemas.microsoft.com/office/word/2010/wordml" xmlns:w15="http://schemas.microsoft.com/office/word/2012/wordml" xmlns:w16cei="http://schemas.microsoft.com/office/word/2026/wordml/cei" xmlns:w16cex="http://schemas.microsoft.com/office/word/2018/wordml/cex" xmlns:w16cid="http://schemas.microsoft.com/office/word/2016/wordml/cid" xmlns:w16="http://schemas.microsoft.com/office/word/2018/wordml" xmlns:w16du="http://schemas.microsoft.com/office/word/2023/wordml/word16du" xmlns:w16sdtdh="http://schemas.microsoft.com/office/word/2020/wordml/sdtdatahash" xmlns:w16sdtfl="http://schemas.microsoft.com/office/word/2024/wordml/sdtformatlock" xmlns:w16se="http://schemas.microsoft.com/office/word/2015/wordml/symex" xmlns:wpg="http://schemas.microsoft.com/office/word/2010/wordprocessingGroup" xmlns:wpi="http://schemas.microsoft.com/office/word/2010/wordprocessingInk" xmlns:wne="http://schemas.microsoft.com/office/word/2006/wordml" xmlns:wps="http://schemas.microsoft.com/office/word/2010/wordprocessingShape" mc:Ignorable="w14 w15 w16se w16cid w16 w16cex w16sdtdh w16sdtfl w16du wp14">
   <w:footnote w:type="separator" w:id="-1">
     <w:p>
       <w:pPr>
@@ -1275,7 +1296,7 @@
 </file>
 
 <file path=word/header1.xml><?xml version="1.0" encoding="utf-8"?>
-<w:hdr xmlns:wpc="http://schemas.microsoft.com/office/word/2010/wordprocessingCanvas" xmlns:cx="http://schemas.microsoft.com/office/drawing/2014/chartex" xmlns:cx1="http://schemas.microsoft.com/office/drawing/2015/9/8/chartex" xmlns:cx2="http://schemas.microsoft.com/office/drawing/2015/10/21/chartex" xmlns:cx3="http://schemas.microsoft.com/office/drawing/2016/5/9/chartex" xmlns:cx4="http://schemas.microsoft.com/office/drawing/2016/5/10/chartex" xmlns:cx5="http://schemas.microsoft.com/office/drawing/2016/5/11/chartex" xmlns:cx6="http://schemas.microsoft.com/office/drawing/2016/5/12/chartex" xmlns:cx7="http://schemas.microsoft.com/office/drawing/2016/5/13/chartex" xmlns:cx8="http://schemas.microsoft.com/office/drawing/2016/5/14/chartex" xmlns:mc="http://schemas.openxmlformats.org/markup-compatibility/2006" xmlns:aink="http://schemas.microsoft.com/office/drawing/2016/ink" xmlns:am3d="http://schemas.microsoft.com/office/drawing/2017/model3d" xmlns:o="urn:schemas-microsoft-com:office:office" xmlns:oel="http://schemas.microsoft.com/office/2019/extlst" xmlns:r="http://schemas.openxmlformats.org/officeDocument/2006/relationships" xmlns:m="http://schemas.openxmlformats.org/officeDocument/2006/math" xmlns:v="urn:schemas-microsoft-com:vml" xmlns:wp14="http://schemas.microsoft.com/office/word/2010/wordprocessingDrawing" xmlns:wp="http://schemas.openxmlformats.org/drawingml/2006/wordprocessingDrawing" xmlns:w10="urn:schemas-microsoft-com:office:word" xmlns:w="http://schemas.openxmlformats.org/wordprocessingml/2006/main" xmlns:w14="http://schemas.microsoft.com/office/word/2010/wordml" xmlns:w15="http://schemas.microsoft.com/office/word/2012/wordml" xmlns:w16cex="http://schemas.microsoft.com/office/word/2018/wordml/cex" xmlns:w16cid="http://schemas.microsoft.com/office/word/2016/wordml/cid" xmlns:w16="http://schemas.microsoft.com/office/word/2018/wordml" xmlns:w16du="http://schemas.microsoft.com/office/word/2023/wordml/word16du" xmlns:w16sdtdh="http://schemas.microsoft.com/office/word/2020/wordml/sdtdatahash" xmlns:w16sdtfl="http://schemas.microsoft.com/office/word/2024/wordml/sdtformatlock" xmlns:w16se="http://schemas.microsoft.com/office/word/2015/wordml/symex" xmlns:wpg="http://schemas.microsoft.com/office/word/2010/wordprocessingGroup" xmlns:wpi="http://schemas.microsoft.com/office/word/2010/wordprocessingInk" xmlns:wne="http://schemas.microsoft.com/office/word/2006/wordml" xmlns:wps="http://schemas.microsoft.com/office/word/2010/wordprocessingShape" mc:Ignorable="w14 w15 w16se w16cid w16 w16cex w16sdtdh w16sdtfl w16du wp14">
+<w:hdr xmlns:wpc="http://schemas.microsoft.com/office/word/2010/wordprocessingCanvas" xmlns:cx="http://schemas.microsoft.com/office/drawing/2014/chartex" xmlns:cx1="http://schemas.microsoft.com/office/drawing/2015/9/8/chartex" xmlns:cx2="http://schemas.microsoft.com/office/drawing/2015/10/21/chartex" xmlns:cx3="http://schemas.microsoft.com/office/drawing/2016/5/9/chartex" xmlns:cx4="http://schemas.microsoft.com/office/drawing/2016/5/10/chartex" xmlns:cx5="http://schemas.microsoft.com/office/drawing/2016/5/11/chartex" xmlns:cx6="http://schemas.microsoft.com/office/drawing/2016/5/12/chartex" xmlns:cx7="http://schemas.microsoft.com/office/drawing/2016/5/13/chartex" xmlns:cx8="http://schemas.microsoft.com/office/drawing/2016/5/14/chartex" xmlns:mc="http://schemas.openxmlformats.org/markup-compatibility/2006" xmlns:aink="http://schemas.microsoft.com/office/drawing/2016/ink" xmlns:am3d="http://schemas.microsoft.com/office/drawing/2017/model3d" xmlns:o="urn:schemas-microsoft-com:office:office" xmlns:oel="http://schemas.microsoft.com/office/2019/extlst" xmlns:r="http://schemas.openxmlformats.org/officeDocument/2006/relationships" xmlns:m="http://schemas.openxmlformats.org/officeDocument/2006/math" xmlns:v="urn:schemas-microsoft-com:vml" xmlns:wp14="http://schemas.microsoft.com/office/word/2010/wordprocessingDrawing" xmlns:wp="http://schemas.openxmlformats.org/drawingml/2006/wordprocessingDrawing" xmlns:w10="urn:schemas-microsoft-com:office:word" xmlns:w="http://schemas.openxmlformats.org/wordprocessingml/2006/main" xmlns:w14="http://schemas.microsoft.com/office/word/2010/wordml" xmlns:w15="http://schemas.microsoft.com/office/word/2012/wordml" xmlns:w16cei="http://schemas.microsoft.com/office/word/2026/wordml/cei" xmlns:w16cex="http://schemas.microsoft.com/office/word/2018/wordml/cex" xmlns:w16cid="http://schemas.microsoft.com/office/word/2016/wordml/cid" xmlns:w16="http://schemas.microsoft.com/office/word/2018/wordml" xmlns:w16du="http://schemas.microsoft.com/office/word/2023/wordml/word16du" xmlns:w16sdtdh="http://schemas.microsoft.com/office/word/2020/wordml/sdtdatahash" xmlns:w16sdtfl="http://schemas.microsoft.com/office/word/2024/wordml/sdtformatlock" xmlns:w16se="http://schemas.microsoft.com/office/word/2015/wordml/symex" xmlns:wpg="http://schemas.microsoft.com/office/word/2010/wordprocessingGroup" xmlns:wpi="http://schemas.microsoft.com/office/word/2010/wordprocessingInk" xmlns:wne="http://schemas.microsoft.com/office/word/2006/wordml" xmlns:wps="http://schemas.microsoft.com/office/word/2010/wordprocessingShape" mc:Ignorable="w14 w15 w16se w16cid w16 w16cex w16sdtdh w16sdtfl w16du wp14">
   <w:p>
     <w:pPr>
       <w:pStyle w:val="Header"/>
@@ -2052,7 +2073,7 @@
 </file>
 
 <file path=word/numbering.xml><?xml version="1.0" encoding="utf-8"?>
-<w:numbering xmlns:wpc="http://schemas.microsoft.com/office/word/2010/wordprocessingCanvas" xmlns:cx="http://schemas.microsoft.com/office/drawing/2014/chartex" xmlns:cx1="http://schemas.microsoft.com/office/drawing/2015/9/8/chartex" xmlns:cx2="http://schemas.microsoft.com/office/drawing/2015/10/21/chartex" xmlns:cx3="http://schemas.microsoft.com/office/drawing/2016/5/9/chartex" xmlns:cx4="http://schemas.microsoft.com/office/drawing/2016/5/10/chartex" xmlns:cx5="http://schemas.microsoft.com/office/drawing/2016/5/11/chartex" xmlns:cx6="http://schemas.microsoft.com/office/drawing/2016/5/12/chartex" xmlns:cx7="http://schemas.microsoft.com/office/drawing/2016/5/13/chartex" xmlns:cx8="http://schemas.microsoft.com/office/drawing/2016/5/14/chartex" xmlns:mc="http://schemas.openxmlformats.org/markup-compatibility/2006" xmlns:aink="http://schemas.microsoft.com/office/drawing/2016/ink" xmlns:am3d="http://schemas.microsoft.com/office/drawing/2017/model3d" xmlns:o="urn:schemas-microsoft-com:office:office" xmlns:oel="http://schemas.microsoft.com/office/2019/extlst" xmlns:r="http://schemas.openxmlformats.org/officeDocument/2006/relationships" xmlns:m="http://schemas.openxmlformats.org/officeDocument/2006/math" xmlns:v="urn:schemas-microsoft-com:vml" xmlns:wp14="http://schemas.microsoft.com/office/word/2010/wordprocessingDrawing" xmlns:wp="http://schemas.openxmlformats.org/drawingml/2006/wordprocessingDrawing" xmlns:w10="urn:schemas-microsoft-com:office:word" xmlns:w="http://schemas.openxmlformats.org/wordprocessingml/2006/main" xmlns:w14="http://schemas.microsoft.com/office/word/2010/wordml" xmlns:w15="http://schemas.microsoft.com/office/word/2012/wordml" xmlns:w16cex="http://schemas.microsoft.com/office/word/2018/wordml/cex" xmlns:w16cid="http://schemas.microsoft.com/office/word/2016/wordml/cid" xmlns:w16="http://schemas.microsoft.com/office/word/2018/wordml" xmlns:w16du="http://schemas.microsoft.com/office/word/2023/wordml/word16du" xmlns:w16sdtdh="http://schemas.microsoft.com/office/word/2020/wordml/sdtdatahash" xmlns:w16sdtfl="http://schemas.microsoft.com/office/word/2024/wordml/sdtformatlock" xmlns:w16se="http://schemas.microsoft.com/office/word/2015/wordml/symex" xmlns:wpg="http://schemas.microsoft.com/office/word/2010/wordprocessingGroup" xmlns:wpi="http://schemas.microsoft.com/office/word/2010/wordprocessingInk" xmlns:wne="http://schemas.microsoft.com/office/word/2006/wordml" xmlns:wps="http://schemas.microsoft.com/office/word/2010/wordprocessingShape" mc:Ignorable="w14 w15 w16se w16cid w16 w16cex w16sdtdh w16sdtfl w16du wp14">
+<w:numbering xmlns:wpc="http://schemas.microsoft.com/office/word/2010/wordprocessingCanvas" xmlns:cx="http://schemas.microsoft.com/office/drawing/2014/chartex" xmlns:cx1="http://schemas.microsoft.com/office/drawing/2015/9/8/chartex" xmlns:cx2="http://schemas.microsoft.com/office/drawing/2015/10/21/chartex" xmlns:cx3="http://schemas.microsoft.com/office/drawing/2016/5/9/chartex" xmlns:cx4="http://schemas.microsoft.com/office/drawing/2016/5/10/chartex" xmlns:cx5="http://schemas.microsoft.com/office/drawing/2016/5/11/chartex" xmlns:cx6="http://schemas.microsoft.com/office/drawing/2016/5/12/chartex" xmlns:cx7="http://schemas.microsoft.com/office/drawing/2016/5/13/chartex" xmlns:cx8="http://schemas.microsoft.com/office/drawing/2016/5/14/chartex" xmlns:mc="http://schemas.openxmlformats.org/markup-compatibility/2006" xmlns:aink="http://schemas.microsoft.com/office/drawing/2016/ink" xmlns:am3d="http://schemas.microsoft.com/office/drawing/2017/model3d" xmlns:o="urn:schemas-microsoft-com:office:office" xmlns:oel="http://schemas.microsoft.com/office/2019/extlst" xmlns:r="http://schemas.openxmlformats.org/officeDocument/2006/relationships" xmlns:m="http://schemas.openxmlformats.org/officeDocument/2006/math" xmlns:v="urn:schemas-microsoft-com:vml" xmlns:wp14="http://schemas.microsoft.com/office/word/2010/wordprocessingDrawing" xmlns:wp="http://schemas.openxmlformats.org/drawingml/2006/wordprocessingDrawing" xmlns:w10="urn:schemas-microsoft-com:office:word" xmlns:w="http://schemas.openxmlformats.org/wordprocessingml/2006/main" xmlns:w14="http://schemas.microsoft.com/office/word/2010/wordml" xmlns:w15="http://schemas.microsoft.com/office/word/2012/wordml" xmlns:w16cei="http://schemas.microsoft.com/office/word/2026/wordml/cei" xmlns:w16cex="http://schemas.microsoft.com/office/word/2018/wordml/cex" xmlns:w16cid="http://schemas.microsoft.com/office/word/2016/wordml/cid" xmlns:w16="http://schemas.microsoft.com/office/word/2018/wordml" xmlns:w16du="http://schemas.microsoft.com/office/word/2023/wordml/word16du" xmlns:w16sdtdh="http://schemas.microsoft.com/office/word/2020/wordml/sdtdatahash" xmlns:w16sdtfl="http://schemas.microsoft.com/office/word/2024/wordml/sdtformatlock" xmlns:w16se="http://schemas.microsoft.com/office/word/2015/wordml/symex" xmlns:wpg="http://schemas.microsoft.com/office/word/2010/wordprocessingGroup" xmlns:wpi="http://schemas.microsoft.com/office/word/2010/wordprocessingInk" xmlns:wne="http://schemas.microsoft.com/office/word/2006/wordml" xmlns:wps="http://schemas.microsoft.com/office/word/2010/wordprocessingShape" mc:Ignorable="w14 w15 w16se w16cid w16 w16cex w16sdtdh w16sdtfl w16du wp14">
   <w:abstractNum w:abstractNumId="0" w15:restartNumberingAfterBreak="0">
     <w:nsid w:val="01D03954"/>
     <w:multiLevelType w:val="hybridMultilevel"/>
@@ -3573,6 +3594,18 @@
     <w:basedOn w:val="DefaultParagraphFont"/>
     <w:rsid w:val="00E52317"/>
   </w:style>
+  <w:style w:type="character" w:styleId="UnresolvedMention">
+    <w:name w:val="Unresolved Mention"/>
+    <w:basedOn w:val="DefaultParagraphFont"/>
+    <w:uiPriority w:val="99"/>
+    <w:semiHidden/>
+    <w:unhideWhenUsed/>
+    <w:rsid w:val="00666FCF"/>
+    <w:rPr>
+      <w:color w:val="605E5C"/>
+      <w:shd w:val="clear" w:color="auto" w:fill="E1DFDD"/>
+    </w:rPr>
+  </w:style>
 </w:styles>
 </file>
 
@@ -3862,10 +3895,6 @@
 </file>
 
 <file path=customXml/item1.xml><?xml version="1.0" encoding="utf-8"?>
-<b:Sources xmlns:b="http://schemas.openxmlformats.org/officeDocument/2006/bibliography" xmlns="http://schemas.openxmlformats.org/officeDocument/2006/bibliography" SelectedStyle="\APASixthEditionOfficeOnline.xsl" StyleName="APA" Version="6"/>
-</file>
-
-<file path=customXml/item2.xml><?xml version="1.0" encoding="utf-8"?>
 <s:customData xmlns="http://www.wps.cn/officeDocument/2013/wpsCustomData" xmlns:s="http://www.wps.cn/officeDocument/2013/wpsCustomData">
   <customSectProps/>
   <customShpExts>
@@ -3874,18 +3903,22 @@
 </s:customData>
 </file>
 
+<file path=customXml/item2.xml><?xml version="1.0" encoding="utf-8"?>
+<b:Sources xmlns:b="http://schemas.openxmlformats.org/officeDocument/2006/bibliography" xmlns="http://schemas.openxmlformats.org/officeDocument/2006/bibliography" SelectedStyle="\APASixthEditionOfficeOnline.xsl" StyleName="APA" Version="6"/>
+</file>
+
 <file path=customXml/itemProps1.xml><?xml version="1.0" encoding="utf-8"?>
+<ds:datastoreItem xmlns:ds="http://schemas.openxmlformats.org/officeDocument/2006/customXml" ds:itemID="{B1977F7D-205B-4081-913C-38D41E755F92}">
+  <ds:schemaRefs>
+    <ds:schemaRef ds:uri="http://www.wps.cn/officeDocument/2013/wpsCustomData"/>
+  </ds:schemaRefs>
+</ds:datastoreItem>
+</file>
+
+<file path=customXml/itemProps2.xml><?xml version="1.0" encoding="utf-8"?>
 <ds:datastoreItem xmlns:ds="http://schemas.openxmlformats.org/officeDocument/2006/customXml" ds:itemID="{DC909044-A0FF-4DBF-8C58-B721164B700B}">
   <ds:schemaRefs>
     <ds:schemaRef ds:uri="http://schemas.openxmlformats.org/officeDocument/2006/bibliography"/>
   </ds:schemaRefs>
 </ds:datastoreItem>
-</file>
-
-<file path=customXml/itemProps2.xml><?xml version="1.0" encoding="utf-8"?>
-<ds:datastoreItem xmlns:ds="http://schemas.openxmlformats.org/officeDocument/2006/customXml" ds:itemID="{B1977F7D-205B-4081-913C-38D41E755F92}">
-  <ds:schemaRefs>
-    <ds:schemaRef ds:uri="http://www.wps.cn/officeDocument/2013/wpsCustomData"/>
-  </ds:schemaRefs>
-</ds:datastoreItem>
 </file>